--- a/data/revised_2026-10_full/outputs/v2/Chemistry/SS1.1_Introduction_to_Chemistry/Chemistry_Introduction_to_Chemistry_CBE_LessonSequence.docx
+++ b/data/revised_2026-10_full/outputs/v2/Chemistry/SS1.1_Introduction_to_Chemistry/Chemistry_Introduction_to_Chemistry_CBE_LessonSequence.docx
@@ -2278,7 +2278,7 @@
         </w:rPr>
         <w:t xml:space="preserve">© 2026 SeaVuria and ARES. This work is licensed under a </w:t>
       </w:r>
-      <w:hyperlink w:history="1" r:id="rIdqqzo2duji7dat9jcv3zjr">
+      <w:hyperlink w:history="1" r:id="rIdjnvz3uwinjbjpzstwbsba">
         <w:r>
           <w:rPr>
             <w:rFonts w:ascii="Arial" w:cs="Arial" w:eastAsia="Arial" w:hAnsi="Arial"/>
@@ -2298,7 +2298,7 @@
         </w:rPr>
         <w:t xml:space="preserve"> (</w:t>
       </w:r>
-      <w:hyperlink w:history="1" r:id="rIdga9h35htira-krolf-jzr">
+      <w:hyperlink w:history="1" r:id="rId1jk39wl1ytygdp6_dvqzb">
         <w:r>
           <w:rPr>
             <w:rFonts w:ascii="Arial" w:cs="Arial" w:eastAsia="Arial" w:hAnsi="Arial"/>
@@ -2318,7 +2318,7 @@
         </w:rPr>
         <w:t xml:space="preserve">). To view a copy of this license, visit </w:t>
       </w:r>
-      <w:hyperlink w:history="1" r:id="rIdqj3pwldgic96oqisdhq-l">
+      <w:hyperlink w:history="1" r:id="rIdi0uyhrdd2asvroju0u9ng">
         <w:r>
           <w:rPr>
             <w:rFonts w:ascii="Arial" w:cs="Arial" w:eastAsia="Arial" w:hAnsi="Arial"/>
@@ -3357,7 +3357,7 @@
             <w:pPr>
               <w:spacing w:after="20" w:before="0"/>
             </w:pPr>
-            <w:hyperlink w:history="1" r:id="rIdlorbbcmvnixn5kg1dltec">
+            <w:hyperlink w:history="1" r:id="rId46lchd2127zjvioild5s_">
               <w:r>
                 <w:rPr>
                   <w:rFonts w:ascii="Arial" w:cs="Arial" w:eastAsia="Arial" w:hAnsi="Arial"/>
@@ -3406,7 +3406,7 @@
               <w:spacing w:after="10" w:before="0"/>
               <w:ind w:left="120"/>
             </w:pPr>
-            <w:hyperlink w:history="1" r:id="rIdm9pj83biykeu8gdrcvnpe">
+            <w:hyperlink w:history="1" r:id="rId9pp2fxjdddfax0ylfu_0_">
               <w:r>
                 <w:rPr>
                   <w:rFonts w:ascii="Arial" w:cs="Arial" w:eastAsia="Arial" w:hAnsi="Arial"/>
@@ -3468,7 +3468,7 @@
               <w:spacing w:after="10" w:before="0"/>
               <w:ind w:left="120"/>
             </w:pPr>
-            <w:hyperlink w:history="1" r:id="rIdnkddumujdipdgyvau1r4t">
+            <w:hyperlink w:history="1" r:id="rId6wktcm8gswibvx7h5tcpl">
               <w:r>
                 <w:rPr>
                   <w:rFonts w:ascii="Arial" w:cs="Arial" w:eastAsia="Arial" w:hAnsi="Arial"/>
@@ -3683,7 +3683,7 @@
             <w:pPr>
               <w:spacing w:after="20" w:before="0"/>
             </w:pPr>
-            <w:hyperlink w:history="1" r:id="rIdtinwwlvqdpi1gd22x_bji">
+            <w:hyperlink w:history="1" r:id="rIdori4bbfviunay037xghwz">
               <w:r>
                 <w:rPr>
                   <w:rFonts w:ascii="Arial" w:cs="Arial" w:eastAsia="Arial" w:hAnsi="Arial"/>
@@ -3732,7 +3732,7 @@
               <w:spacing w:after="10" w:before="0"/>
               <w:ind w:left="120"/>
             </w:pPr>
-            <w:hyperlink w:history="1" r:id="rIdjtxtbczfun7ckof6cv_am">
+            <w:hyperlink w:history="1" r:id="rIdhodok4sj6neridi3zsp6n">
               <w:r>
                 <w:rPr>
                   <w:rFonts w:ascii="Arial" w:cs="Arial" w:eastAsia="Arial" w:hAnsi="Arial"/>
@@ -3794,7 +3794,7 @@
               <w:spacing w:after="10" w:before="0"/>
               <w:ind w:left="120"/>
             </w:pPr>
-            <w:hyperlink w:history="1" r:id="rIdp4kugd5cwpeonw1a5majh">
+            <w:hyperlink w:history="1" r:id="rIdirlghrkon4cmy_o3ndamm">
               <w:r>
                 <w:rPr>
                   <w:rFonts w:ascii="Arial" w:cs="Arial" w:eastAsia="Arial" w:hAnsi="Arial"/>
@@ -4009,7 +4009,7 @@
             <w:pPr>
               <w:spacing w:after="20" w:before="0"/>
             </w:pPr>
-            <w:hyperlink w:history="1" r:id="rIdxhugru9ziyezqegq8t1ty">
+            <w:hyperlink w:history="1" r:id="rIdsuqbnirxjn4cfvzmy2mwn">
               <w:r>
                 <w:rPr>
                   <w:rFonts w:ascii="Arial" w:cs="Arial" w:eastAsia="Arial" w:hAnsi="Arial"/>
@@ -4058,7 +4058,7 @@
               <w:spacing w:after="10" w:before="0"/>
               <w:ind w:left="120"/>
             </w:pPr>
-            <w:hyperlink w:history="1" r:id="rIdnleaxzyxnkasqncimpyaz">
+            <w:hyperlink w:history="1" r:id="rIdwo3xgaq546vd1n1jfr9vh">
               <w:r>
                 <w:rPr>
                   <w:rFonts w:ascii="Arial" w:cs="Arial" w:eastAsia="Arial" w:hAnsi="Arial"/>
@@ -4120,7 +4120,7 @@
               <w:spacing w:after="10" w:before="0"/>
               <w:ind w:left="120"/>
             </w:pPr>
-            <w:hyperlink w:history="1" r:id="rIdraplnmwrgk1qm4g9ey8ow">
+            <w:hyperlink w:history="1" r:id="rId4gk-ufaullcxqh-fyrzfo">
               <w:r>
                 <w:rPr>
                   <w:rFonts w:ascii="Arial" w:cs="Arial" w:eastAsia="Arial" w:hAnsi="Arial"/>
@@ -4335,7 +4335,7 @@
             <w:pPr>
               <w:spacing w:after="20" w:before="0"/>
             </w:pPr>
-            <w:hyperlink w:history="1" r:id="rIdw8kyoogyynwubdquy3uns">
+            <w:hyperlink w:history="1" r:id="rId9kbhx6zn2skdeuu4n8bc_">
               <w:r>
                 <w:rPr>
                   <w:rFonts w:ascii="Arial" w:cs="Arial" w:eastAsia="Arial" w:hAnsi="Arial"/>
@@ -4384,7 +4384,7 @@
               <w:spacing w:after="10" w:before="0"/>
               <w:ind w:left="120"/>
             </w:pPr>
-            <w:hyperlink w:history="1" r:id="rId7wcsqmcyk1ebogzrjw7z0">
+            <w:hyperlink w:history="1" r:id="rId9iqll0elsemnksoulhlnq">
               <w:r>
                 <w:rPr>
                   <w:rFonts w:ascii="Arial" w:cs="Arial" w:eastAsia="Arial" w:hAnsi="Arial"/>
@@ -4446,7 +4446,7 @@
               <w:spacing w:after="10" w:before="0"/>
               <w:ind w:left="120"/>
             </w:pPr>
-            <w:hyperlink w:history="1" r:id="rIdouqoyroca91wqvpryyy13">
+            <w:hyperlink w:history="1" r:id="rId667zgipnrzkovw8atdsav">
               <w:r>
                 <w:rPr>
                   <w:rFonts w:ascii="Arial" w:cs="Arial" w:eastAsia="Arial" w:hAnsi="Arial"/>
@@ -4661,7 +4661,7 @@
             <w:pPr>
               <w:spacing w:after="20" w:before="0"/>
             </w:pPr>
-            <w:hyperlink w:history="1" r:id="rIdw7sltuajnm_pbac-crqms">
+            <w:hyperlink w:history="1" r:id="rId7lgdm2fvvz_5ujmphebvs">
               <w:r>
                 <w:rPr>
                   <w:rFonts w:ascii="Arial" w:cs="Arial" w:eastAsia="Arial" w:hAnsi="Arial"/>
@@ -4710,7 +4710,7 @@
               <w:spacing w:after="10" w:before="0"/>
               <w:ind w:left="120"/>
             </w:pPr>
-            <w:hyperlink w:history="1" r:id="rIdgkbyepm5htrhxnbsg9gdy">
+            <w:hyperlink w:history="1" r:id="rIdrlzzwdwvrpx-pgz5gaohc">
               <w:r>
                 <w:rPr>
                   <w:rFonts w:ascii="Arial" w:cs="Arial" w:eastAsia="Arial" w:hAnsi="Arial"/>
@@ -4772,7 +4772,7 @@
               <w:spacing w:after="10" w:before="0"/>
               <w:ind w:left="120"/>
             </w:pPr>
-            <w:hyperlink w:history="1" r:id="rIdhrtmdyce2msiliabmrdus">
+            <w:hyperlink w:history="1" r:id="rIdg5g_o4to03wbdgin9leqy">
               <w:r>
                 <w:rPr>
                   <w:rFonts w:ascii="Arial" w:cs="Arial" w:eastAsia="Arial" w:hAnsi="Arial"/>
@@ -5312,7 +5312,7 @@
         </w:rPr>
         <w:t xml:space="preserve">© 2026 SeaVuria and ARES. Aligned with KICD objectives. Developed by SeaVuria; technical implementation by ARES (with AI assistance from Claude). Licensed under </w:t>
       </w:r>
-      <w:hyperlink w:history="1" r:id="rIdsqvbjcdo2uogp2sw6o8us">
+      <w:hyperlink w:history="1" r:id="rId7w8qhpjfgs3dizfzmcjzx">
         <w:r>
           <w:rPr>
             <w:rFonts w:ascii="Arial" w:cs="Arial" w:eastAsia="Arial" w:hAnsi="Arial"/>
@@ -5333,7 +5333,7 @@
         </w:rPr>
         <w:t xml:space="preserve"> (</w:t>
       </w:r>
-      <w:hyperlink w:history="1" r:id="rIdd5yauka2aho7x6wz9lbcc">
+      <w:hyperlink w:history="1" r:id="rIdl8jcfc1mzlzopbfq5whfx">
         <w:r>
           <w:rPr>
             <w:rFonts w:ascii="Arial" w:cs="Arial" w:eastAsia="Arial" w:hAnsi="Arial"/>
@@ -6373,7 +6373,7 @@
             <w:pPr>
               <w:spacing w:after="20" w:before="0"/>
             </w:pPr>
-            <w:hyperlink w:history="1" r:id="rIdk7tsjaof_otx24nadyydc">
+            <w:hyperlink w:history="1" r:id="rIdsgpomhuknvqvaittm40xz">
               <w:r>
                 <w:rPr>
                   <w:rFonts w:ascii="Arial" w:cs="Arial" w:eastAsia="Arial" w:hAnsi="Arial"/>
@@ -6406,7 +6406,7 @@
               <w:spacing w:after="10" w:before="0"/>
               <w:ind w:left="120"/>
             </w:pPr>
-            <w:hyperlink w:history="1" r:id="rIdz6hloizrfamvu_gyiqsbt">
+            <w:hyperlink w:history="1" r:id="rIdazmrnbfr14vmdwrjb5xsz">
               <w:r>
                 <w:rPr>
                   <w:rFonts w:ascii="Arial" w:cs="Arial" w:eastAsia="Arial" w:hAnsi="Arial"/>
@@ -6451,7 +6451,7 @@
             <w:pPr>
               <w:spacing w:after="20" w:before="0"/>
             </w:pPr>
-            <w:hyperlink w:history="1" r:id="rIdt8hyxvc6x62jhr648hr4d">
+            <w:hyperlink w:history="1" r:id="rIdnbi2forve4as1c7mk9m15">
               <w:r>
                 <w:rPr>
                   <w:rFonts w:ascii="Arial" w:cs="Arial" w:eastAsia="Arial" w:hAnsi="Arial"/>
@@ -6484,7 +6484,7 @@
               <w:spacing w:after="10" w:before="0"/>
               <w:ind w:left="120"/>
             </w:pPr>
-            <w:hyperlink w:history="1" r:id="rIdrdodlx3bm3pikky_7iufu">
+            <w:hyperlink w:history="1" r:id="rId5xclgjx2_cpvwi_d3sqvq">
               <w:r>
                 <w:rPr>
                   <w:rFonts w:ascii="Arial" w:cs="Arial" w:eastAsia="Arial" w:hAnsi="Arial"/>
@@ -6684,7 +6684,7 @@
             <w:pPr>
               <w:spacing w:after="20" w:before="0"/>
             </w:pPr>
-            <w:hyperlink w:history="1" r:id="rIdtxtwd0pt-qlkx4w5wnhyg">
+            <w:hyperlink w:history="1" r:id="rId2noj47zvfjmfqzlu_hih5">
               <w:r>
                 <w:rPr>
                   <w:rFonts w:ascii="Arial" w:cs="Arial" w:eastAsia="Arial" w:hAnsi="Arial"/>
@@ -6717,7 +6717,7 @@
               <w:spacing w:after="10" w:before="0"/>
               <w:ind w:left="120"/>
             </w:pPr>
-            <w:hyperlink w:history="1" r:id="rIdfbgggxsbmkinfcfqofni0">
+            <w:hyperlink w:history="1" r:id="rId_z9c6puglbrwbwd-o2-x6">
               <w:r>
                 <w:rPr>
                   <w:rFonts w:ascii="Arial" w:cs="Arial" w:eastAsia="Arial" w:hAnsi="Arial"/>
@@ -6762,7 +6762,7 @@
             <w:pPr>
               <w:spacing w:after="20" w:before="0"/>
             </w:pPr>
-            <w:hyperlink w:history="1" r:id="rIddqnfybv3wk1ay6m2ahmzt">
+            <w:hyperlink w:history="1" r:id="rId1e-duq9fnwlp-axtjpvst">
               <w:r>
                 <w:rPr>
                   <w:rFonts w:ascii="Arial" w:cs="Arial" w:eastAsia="Arial" w:hAnsi="Arial"/>
@@ -6795,7 +6795,7 @@
               <w:spacing w:after="10" w:before="0"/>
               <w:ind w:left="120"/>
             </w:pPr>
-            <w:hyperlink w:history="1" r:id="rIdy8r6zzsddzai-mjcra8c_">
+            <w:hyperlink w:history="1" r:id="rIdhojk_mfxelmbrcdosisrg">
               <w:r>
                 <w:rPr>
                   <w:rFonts w:ascii="Arial" w:cs="Arial" w:eastAsia="Arial" w:hAnsi="Arial"/>
@@ -6995,7 +6995,7 @@
             <w:pPr>
               <w:spacing w:after="20" w:before="0"/>
             </w:pPr>
-            <w:hyperlink w:history="1" r:id="rIdl1a8-6sdn3na3j1tx7z7q">
+            <w:hyperlink w:history="1" r:id="rId2jgiiucasbswh2vhose1h">
               <w:r>
                 <w:rPr>
                   <w:rFonts w:ascii="Arial" w:cs="Arial" w:eastAsia="Arial" w:hAnsi="Arial"/>
@@ -7028,7 +7028,7 @@
               <w:spacing w:after="10" w:before="0"/>
               <w:ind w:left="120"/>
             </w:pPr>
-            <w:hyperlink w:history="1" r:id="rIde4juouleformkxedhmkoq">
+            <w:hyperlink w:history="1" r:id="rIdlzblrqm1em-ojqrezvtnx">
               <w:r>
                 <w:rPr>
                   <w:rFonts w:ascii="Arial" w:cs="Arial" w:eastAsia="Arial" w:hAnsi="Arial"/>
@@ -7073,7 +7073,7 @@
             <w:pPr>
               <w:spacing w:after="20" w:before="0"/>
             </w:pPr>
-            <w:hyperlink w:history="1" r:id="rIdryd7gqw1ddouyviqhoedj">
+            <w:hyperlink w:history="1" r:id="rIdcitmz_wkprqzh1coqws9i">
               <w:r>
                 <w:rPr>
                   <w:rFonts w:ascii="Arial" w:cs="Arial" w:eastAsia="Arial" w:hAnsi="Arial"/>
@@ -7106,7 +7106,7 @@
               <w:spacing w:after="10" w:before="0"/>
               <w:ind w:left="120"/>
             </w:pPr>
-            <w:hyperlink w:history="1" r:id="rIdoruwzsn3ayfcovvpdkowt">
+            <w:hyperlink w:history="1" r:id="rIdwqoarcha5-f8t8roccthu">
               <w:r>
                 <w:rPr>
                   <w:rFonts w:ascii="Arial" w:cs="Arial" w:eastAsia="Arial" w:hAnsi="Arial"/>
@@ -7306,7 +7306,7 @@
             <w:pPr>
               <w:spacing w:after="20" w:before="0"/>
             </w:pPr>
-            <w:hyperlink w:history="1" r:id="rId8nxxgshryqwuid5ncquvs">
+            <w:hyperlink w:history="1" r:id="rIdjjyi3zgs8meuyrhegy2jn">
               <w:r>
                 <w:rPr>
                   <w:rFonts w:ascii="Arial" w:cs="Arial" w:eastAsia="Arial" w:hAnsi="Arial"/>
@@ -7339,7 +7339,7 @@
               <w:spacing w:after="10" w:before="0"/>
               <w:ind w:left="120"/>
             </w:pPr>
-            <w:hyperlink w:history="1" r:id="rIdfmkd9v5m2_uwyot8leb_z">
+            <w:hyperlink w:history="1" r:id="rIdlfcefkfb5ynmmg85ctd9x">
               <w:r>
                 <w:rPr>
                   <w:rFonts w:ascii="Arial" w:cs="Arial" w:eastAsia="Arial" w:hAnsi="Arial"/>
@@ -7384,7 +7384,7 @@
             <w:pPr>
               <w:spacing w:after="20" w:before="0"/>
             </w:pPr>
-            <w:hyperlink w:history="1" r:id="rIdjhhak7ebhbmmc9i590bxn">
+            <w:hyperlink w:history="1" r:id="rIdfwwdegw6hgp1itmnkc3vw">
               <w:r>
                 <w:rPr>
                   <w:rFonts w:ascii="Arial" w:cs="Arial" w:eastAsia="Arial" w:hAnsi="Arial"/>
@@ -7417,7 +7417,7 @@
               <w:spacing w:after="10" w:before="0"/>
               <w:ind w:left="120"/>
             </w:pPr>
-            <w:hyperlink w:history="1" r:id="rIdwkjp55m66n8fw2o8uih_c">
+            <w:hyperlink w:history="1" r:id="rIdn4t63znkajvr7lkh_nvpf">
               <w:r>
                 <w:rPr>
                   <w:rFonts w:ascii="Arial" w:cs="Arial" w:eastAsia="Arial" w:hAnsi="Arial"/>
@@ -7617,7 +7617,7 @@
             <w:pPr>
               <w:spacing w:after="20" w:before="0"/>
             </w:pPr>
-            <w:hyperlink w:history="1" r:id="rId9utuyd0cxhg_vsfjg7oqt">
+            <w:hyperlink w:history="1" r:id="rIdixcrogzhfqyeu2bvnyh9c">
               <w:r>
                 <w:rPr>
                   <w:rFonts w:ascii="Arial" w:cs="Arial" w:eastAsia="Arial" w:hAnsi="Arial"/>
@@ -7650,7 +7650,7 @@
               <w:spacing w:after="10" w:before="0"/>
               <w:ind w:left="120"/>
             </w:pPr>
-            <w:hyperlink w:history="1" r:id="rIdjh25ovzcha9znxov3fafi">
+            <w:hyperlink w:history="1" r:id="rIdfptbufmxu5_epcnfnxkyp">
               <w:r>
                 <w:rPr>
                   <w:rFonts w:ascii="Arial" w:cs="Arial" w:eastAsia="Arial" w:hAnsi="Arial"/>
@@ -7695,7 +7695,7 @@
             <w:pPr>
               <w:spacing w:after="20" w:before="0"/>
             </w:pPr>
-            <w:hyperlink w:history="1" r:id="rId7parayjuf4tnihrvdxvvt">
+            <w:hyperlink w:history="1" r:id="rIdslsmzmiankbtbz3ad_gwx">
               <w:r>
                 <w:rPr>
                   <w:rFonts w:ascii="Arial" w:cs="Arial" w:eastAsia="Arial" w:hAnsi="Arial"/>
@@ -7728,7 +7728,7 @@
               <w:spacing w:after="10" w:before="0"/>
               <w:ind w:left="120"/>
             </w:pPr>
-            <w:hyperlink w:history="1" r:id="rIdfxq1cejctnq2bbvtq44ii">
+            <w:hyperlink w:history="1" r:id="rIdl3d7s65hevlotw69atyui">
               <w:r>
                 <w:rPr>
                   <w:rFonts w:ascii="Arial" w:cs="Arial" w:eastAsia="Arial" w:hAnsi="Arial"/>
@@ -8253,7 +8253,7 @@
         </w:rPr>
         <w:t xml:space="preserve">© 2026 SeaVuria and ARES. Aligned with KICD objectives. Developed by SeaVuria; technical implementation by ARES (with AI assistance from Claude). Licensed under </w:t>
       </w:r>
-      <w:hyperlink w:history="1" r:id="rId-jryshghpq9pi_jlxafhz">
+      <w:hyperlink w:history="1" r:id="rId6ynmz45l5f8ejmrt3b01m">
         <w:r>
           <w:rPr>
             <w:rFonts w:ascii="Arial" w:cs="Arial" w:eastAsia="Arial" w:hAnsi="Arial"/>
@@ -8274,7 +8274,7 @@
         </w:rPr>
         <w:t xml:space="preserve"> (</w:t>
       </w:r>
-      <w:hyperlink w:history="1" r:id="rIdikdzhbklxy1n7hwcyqj84">
+      <w:hyperlink w:history="1" r:id="rIdgpzxd-vz6yhqvkvafutpe">
         <w:r>
           <w:rPr>
             <w:rFonts w:ascii="Arial" w:cs="Arial" w:eastAsia="Arial" w:hAnsi="Arial"/>
@@ -9314,7 +9314,7 @@
             <w:pPr>
               <w:spacing w:after="20" w:before="0"/>
             </w:pPr>
-            <w:hyperlink w:history="1" r:id="rIdrrg43yoschg29p3fnzpsn">
+            <w:hyperlink w:history="1" r:id="rId5xxku1cwn8_7konnngajo">
               <w:r>
                 <w:rPr>
                   <w:rFonts w:ascii="Arial" w:cs="Arial" w:eastAsia="Arial" w:hAnsi="Arial"/>
@@ -9347,7 +9347,7 @@
               <w:spacing w:after="10" w:before="0"/>
               <w:ind w:left="120"/>
             </w:pPr>
-            <w:hyperlink w:history="1" r:id="rIdzhwkmhmdtdf7beeppmkl-">
+            <w:hyperlink w:history="1" r:id="rId061igc3o4ojrpatusawul">
               <w:r>
                 <w:rPr>
                   <w:rFonts w:ascii="Arial" w:cs="Arial" w:eastAsia="Arial" w:hAnsi="Arial"/>
@@ -9392,7 +9392,7 @@
             <w:pPr>
               <w:spacing w:after="20" w:before="0"/>
             </w:pPr>
-            <w:hyperlink w:history="1" r:id="rIdnfkdayidgmvpgayszbun5">
+            <w:hyperlink w:history="1" r:id="rIdsvm-izixg9totbhiqcbps">
               <w:r>
                 <w:rPr>
                   <w:rFonts w:ascii="Arial" w:cs="Arial" w:eastAsia="Arial" w:hAnsi="Arial"/>
@@ -9425,7 +9425,7 @@
               <w:spacing w:after="10" w:before="0"/>
               <w:ind w:left="120"/>
             </w:pPr>
-            <w:hyperlink w:history="1" r:id="rIdttbxqwcin3qjonc8l-sa7">
+            <w:hyperlink w:history="1" r:id="rId7iw6zznlehcjijbmhxq9n">
               <w:r>
                 <w:rPr>
                   <w:rFonts w:ascii="Arial" w:cs="Arial" w:eastAsia="Arial" w:hAnsi="Arial"/>
@@ -9625,7 +9625,7 @@
             <w:pPr>
               <w:spacing w:after="20" w:before="0"/>
             </w:pPr>
-            <w:hyperlink w:history="1" r:id="rIdh_twum0ck09zivdnrcyy8">
+            <w:hyperlink w:history="1" r:id="rId5q5ddrckwsc3drl7oprwt">
               <w:r>
                 <w:rPr>
                   <w:rFonts w:ascii="Arial" w:cs="Arial" w:eastAsia="Arial" w:hAnsi="Arial"/>
@@ -9658,7 +9658,7 @@
               <w:spacing w:after="10" w:before="0"/>
               <w:ind w:left="120"/>
             </w:pPr>
-            <w:hyperlink w:history="1" r:id="rIdwepcnscohoipxgqrzjbt_">
+            <w:hyperlink w:history="1" r:id="rIdlc26ega9glbm_4jepjmki">
               <w:r>
                 <w:rPr>
                   <w:rFonts w:ascii="Arial" w:cs="Arial" w:eastAsia="Arial" w:hAnsi="Arial"/>
@@ -9703,7 +9703,7 @@
             <w:pPr>
               <w:spacing w:after="20" w:before="0"/>
             </w:pPr>
-            <w:hyperlink w:history="1" r:id="rIdj6mimlfdbhvjjml4ofqr3">
+            <w:hyperlink w:history="1" r:id="rIduiuero_21lquyjgvwq_40">
               <w:r>
                 <w:rPr>
                   <w:rFonts w:ascii="Arial" w:cs="Arial" w:eastAsia="Arial" w:hAnsi="Arial"/>
@@ -9736,7 +9736,7 @@
               <w:spacing w:after="10" w:before="0"/>
               <w:ind w:left="120"/>
             </w:pPr>
-            <w:hyperlink w:history="1" r:id="rIdmbkttlaf0q7yh_jdehtez">
+            <w:hyperlink w:history="1" r:id="rIdvaq4smbyt8wkiu-foaqfj">
               <w:r>
                 <w:rPr>
                   <w:rFonts w:ascii="Arial" w:cs="Arial" w:eastAsia="Arial" w:hAnsi="Arial"/>
@@ -9936,7 +9936,7 @@
             <w:pPr>
               <w:spacing w:after="20" w:before="0"/>
             </w:pPr>
-            <w:hyperlink w:history="1" r:id="rIdpbbvks_7bi_6tlmfqt37p">
+            <w:hyperlink w:history="1" r:id="rId1wyoqopxgdqh7hfjfdihv">
               <w:r>
                 <w:rPr>
                   <w:rFonts w:ascii="Arial" w:cs="Arial" w:eastAsia="Arial" w:hAnsi="Arial"/>
@@ -9969,7 +9969,7 @@
               <w:spacing w:after="10" w:before="0"/>
               <w:ind w:left="120"/>
             </w:pPr>
-            <w:hyperlink w:history="1" r:id="rIdl09ii-alsppjthywc-u4q">
+            <w:hyperlink w:history="1" r:id="rId1qtx7hgwhbky3fbvndn3g">
               <w:r>
                 <w:rPr>
                   <w:rFonts w:ascii="Arial" w:cs="Arial" w:eastAsia="Arial" w:hAnsi="Arial"/>
@@ -10014,7 +10014,7 @@
             <w:pPr>
               <w:spacing w:after="20" w:before="0"/>
             </w:pPr>
-            <w:hyperlink w:history="1" r:id="rIdaxpjvxr8uggqci7i-5uie">
+            <w:hyperlink w:history="1" r:id="rIdm5usrydumqpg-lst1apuw">
               <w:r>
                 <w:rPr>
                   <w:rFonts w:ascii="Arial" w:cs="Arial" w:eastAsia="Arial" w:hAnsi="Arial"/>
@@ -10063,7 +10063,7 @@
               <w:spacing w:after="10" w:before="0"/>
               <w:ind w:left="120"/>
             </w:pPr>
-            <w:hyperlink w:history="1" r:id="rIdbct-gtpcnz7rgixov2obt">
+            <w:hyperlink w:history="1" r:id="rIdtyw5idz2px-2ko1_gwl_e">
               <w:r>
                 <w:rPr>
                   <w:rFonts w:ascii="Arial" w:cs="Arial" w:eastAsia="Arial" w:hAnsi="Arial"/>
@@ -10263,7 +10263,7 @@
             <w:pPr>
               <w:spacing w:after="20" w:before="0"/>
             </w:pPr>
-            <w:hyperlink w:history="1" r:id="rId2ela-bynkgn6ff9ay9wpt">
+            <w:hyperlink w:history="1" r:id="rIdbjjngpjhmd2dt-kxrsjo2">
               <w:r>
                 <w:rPr>
                   <w:rFonts w:ascii="Arial" w:cs="Arial" w:eastAsia="Arial" w:hAnsi="Arial"/>
@@ -10296,7 +10296,7 @@
               <w:spacing w:after="10" w:before="0"/>
               <w:ind w:left="120"/>
             </w:pPr>
-            <w:hyperlink w:history="1" r:id="rId7tblfrhwabdcabiixquqa">
+            <w:hyperlink w:history="1" r:id="rIduge0mf6zqhi9ek4tklsd8">
               <w:r>
                 <w:rPr>
                   <w:rFonts w:ascii="Arial" w:cs="Arial" w:eastAsia="Arial" w:hAnsi="Arial"/>
@@ -10341,7 +10341,7 @@
             <w:pPr>
               <w:spacing w:after="20" w:before="0"/>
             </w:pPr>
-            <w:hyperlink w:history="1" r:id="rIdl8b0fekgjstphmvksq3di">
+            <w:hyperlink w:history="1" r:id="rIdwmlq5omnn6yzf6qoaqwc0">
               <w:r>
                 <w:rPr>
                   <w:rFonts w:ascii="Arial" w:cs="Arial" w:eastAsia="Arial" w:hAnsi="Arial"/>
@@ -10390,7 +10390,7 @@
               <w:spacing w:after="10" w:before="0"/>
               <w:ind w:left="120"/>
             </w:pPr>
-            <w:hyperlink w:history="1" r:id="rId-_el_cs9x8p50sh0dcqr4">
+            <w:hyperlink w:history="1" r:id="rIdixi3-h8o1ihogjjc4kf_j">
               <w:r>
                 <w:rPr>
                   <w:rFonts w:ascii="Arial" w:cs="Arial" w:eastAsia="Arial" w:hAnsi="Arial"/>
@@ -10590,7 +10590,7 @@
             <w:pPr>
               <w:spacing w:after="20" w:before="0"/>
             </w:pPr>
-            <w:hyperlink w:history="1" r:id="rIde0egilwwpxjsorp2rtfdp">
+            <w:hyperlink w:history="1" r:id="rIdlswvnsx3nupn5ntvki0dc">
               <w:r>
                 <w:rPr>
                   <w:rFonts w:ascii="Arial" w:cs="Arial" w:eastAsia="Arial" w:hAnsi="Arial"/>
@@ -10623,7 +10623,7 @@
               <w:spacing w:after="10" w:before="0"/>
               <w:ind w:left="120"/>
             </w:pPr>
-            <w:hyperlink w:history="1" r:id="rIdg0esnlm_rpxmk5ahyzh9i">
+            <w:hyperlink w:history="1" r:id="rIdt8ls9a_ps5wzhmwdrqe-t">
               <w:r>
                 <w:rPr>
                   <w:rFonts w:ascii="Arial" w:cs="Arial" w:eastAsia="Arial" w:hAnsi="Arial"/>
@@ -10668,7 +10668,7 @@
             <w:pPr>
               <w:spacing w:after="20" w:before="0"/>
             </w:pPr>
-            <w:hyperlink w:history="1" r:id="rIdiar_fyb5yslvlfpa3t6kl">
+            <w:hyperlink w:history="1" r:id="rIdiyc21yypwbec7jdiw6uxa">
               <w:r>
                 <w:rPr>
                   <w:rFonts w:ascii="Arial" w:cs="Arial" w:eastAsia="Arial" w:hAnsi="Arial"/>
@@ -10701,7 +10701,7 @@
               <w:spacing w:after="10" w:before="0"/>
               <w:ind w:left="120"/>
             </w:pPr>
-            <w:hyperlink w:history="1" r:id="rIduci16b3yjdn2vc7idhw-n">
+            <w:hyperlink w:history="1" r:id="rIddntzlgpz-nyvsx-763oqk">
               <w:r>
                 <w:rPr>
                   <w:rFonts w:ascii="Arial" w:cs="Arial" w:eastAsia="Arial" w:hAnsi="Arial"/>
@@ -11226,7 +11226,7 @@
         </w:rPr>
         <w:t xml:space="preserve">© 2026 SeaVuria and ARES. Aligned with KICD objectives. Developed by SeaVuria; technical implementation by ARES (with AI assistance from Claude). Licensed under </w:t>
       </w:r>
-      <w:hyperlink w:history="1" r:id="rIdnjjjy1tvajh5rw7zpww9u">
+      <w:hyperlink w:history="1" r:id="rId7ralc7u6cy-e22uxnq-fh">
         <w:r>
           <w:rPr>
             <w:rFonts w:ascii="Arial" w:cs="Arial" w:eastAsia="Arial" w:hAnsi="Arial"/>
@@ -11247,7 +11247,7 @@
         </w:rPr>
         <w:t xml:space="preserve"> (</w:t>
       </w:r>
-      <w:hyperlink w:history="1" r:id="rIdyzqmgx8ya6nb4wngm_h7y">
+      <w:hyperlink w:history="1" r:id="rIdtxv5akx43-kbwczegqvce">
         <w:r>
           <w:rPr>
             <w:rFonts w:ascii="Arial" w:cs="Arial" w:eastAsia="Arial" w:hAnsi="Arial"/>
@@ -12287,7 +12287,7 @@
             <w:pPr>
               <w:spacing w:after="20" w:before="0"/>
             </w:pPr>
-            <w:hyperlink w:history="1" r:id="rIdjft6cy2dzdoxk4q1ezc7r">
+            <w:hyperlink w:history="1" r:id="rIdl0w69ubevwlhqeufkvvte">
               <w:r>
                 <w:rPr>
                   <w:rFonts w:ascii="Arial" w:cs="Arial" w:eastAsia="Arial" w:hAnsi="Arial"/>
@@ -12320,7 +12320,7 @@
               <w:spacing w:after="10" w:before="0"/>
               <w:ind w:left="120"/>
             </w:pPr>
-            <w:hyperlink w:history="1" r:id="rIdnerigvdudea9qbiaoqddj">
+            <w:hyperlink w:history="1" r:id="rIdqg6evzvisogzrdxu4g07e">
               <w:r>
                 <w:rPr>
                   <w:rFonts w:ascii="Arial" w:cs="Arial" w:eastAsia="Arial" w:hAnsi="Arial"/>
@@ -12365,7 +12365,7 @@
             <w:pPr>
               <w:spacing w:after="20" w:before="0"/>
             </w:pPr>
-            <w:hyperlink w:history="1" r:id="rId4bo-wymz0gfxxv6cfwu8_">
+            <w:hyperlink w:history="1" r:id="rIdfaes2lrl0qar3c9i3kqyp">
               <w:r>
                 <w:rPr>
                   <w:rFonts w:ascii="Arial" w:cs="Arial" w:eastAsia="Arial" w:hAnsi="Arial"/>
@@ -12398,7 +12398,7 @@
               <w:spacing w:after="10" w:before="0"/>
               <w:ind w:left="120"/>
             </w:pPr>
-            <w:hyperlink w:history="1" r:id="rIdhk3mnftzgkextpga4jfuq">
+            <w:hyperlink w:history="1" r:id="rId-rgvzipe0fcejtfikaz1i">
               <w:r>
                 <w:rPr>
                   <w:rFonts w:ascii="Arial" w:cs="Arial" w:eastAsia="Arial" w:hAnsi="Arial"/>
@@ -12598,7 +12598,7 @@
             <w:pPr>
               <w:spacing w:after="20" w:before="0"/>
             </w:pPr>
-            <w:hyperlink w:history="1" r:id="rId7wmladqutmj70f7p9sxu4">
+            <w:hyperlink w:history="1" r:id="rIdv7qoxh6ohjjge8ml8vf-w">
               <w:r>
                 <w:rPr>
                   <w:rFonts w:ascii="Arial" w:cs="Arial" w:eastAsia="Arial" w:hAnsi="Arial"/>
@@ -12631,7 +12631,7 @@
               <w:spacing w:after="10" w:before="0"/>
               <w:ind w:left="120"/>
             </w:pPr>
-            <w:hyperlink w:history="1" r:id="rIdmwo_aqzuc34fggp_isw5z">
+            <w:hyperlink w:history="1" r:id="rIdwdpvyjl8dx8kjghjkcjnq">
               <w:r>
                 <w:rPr>
                   <w:rFonts w:ascii="Arial" w:cs="Arial" w:eastAsia="Arial" w:hAnsi="Arial"/>
@@ -12676,7 +12676,7 @@
             <w:pPr>
               <w:spacing w:after="20" w:before="0"/>
             </w:pPr>
-            <w:hyperlink w:history="1" r:id="rIdlcnxc4inau96h_uy0febb">
+            <w:hyperlink w:history="1" r:id="rIdauhbujsawlzbhnkn-pywn">
               <w:r>
                 <w:rPr>
                   <w:rFonts w:ascii="Arial" w:cs="Arial" w:eastAsia="Arial" w:hAnsi="Arial"/>
@@ -12709,7 +12709,7 @@
               <w:spacing w:after="10" w:before="0"/>
               <w:ind w:left="120"/>
             </w:pPr>
-            <w:hyperlink w:history="1" r:id="rIdv8lpffzlwyycyhoj9y9fj">
+            <w:hyperlink w:history="1" r:id="rIddhjiyf2noylrscxvuclwc">
               <w:r>
                 <w:rPr>
                   <w:rFonts w:ascii="Arial" w:cs="Arial" w:eastAsia="Arial" w:hAnsi="Arial"/>
@@ -12909,7 +12909,7 @@
             <w:pPr>
               <w:spacing w:after="20" w:before="0"/>
             </w:pPr>
-            <w:hyperlink w:history="1" r:id="rIdj5ydwwahgif2fzsbhjafz">
+            <w:hyperlink w:history="1" r:id="rIdsl04awvoqwxv5qkm5sq9k">
               <w:r>
                 <w:rPr>
                   <w:rFonts w:ascii="Arial" w:cs="Arial" w:eastAsia="Arial" w:hAnsi="Arial"/>
@@ -12942,7 +12942,7 @@
               <w:spacing w:after="10" w:before="0"/>
               <w:ind w:left="120"/>
             </w:pPr>
-            <w:hyperlink w:history="1" r:id="rId7oexj8x1ovlj9nvk7jxro">
+            <w:hyperlink w:history="1" r:id="rIdej6n2k5apmul6qpphm7dj">
               <w:r>
                 <w:rPr>
                   <w:rFonts w:ascii="Arial" w:cs="Arial" w:eastAsia="Arial" w:hAnsi="Arial"/>
@@ -12987,7 +12987,7 @@
             <w:pPr>
               <w:spacing w:after="20" w:before="0"/>
             </w:pPr>
-            <w:hyperlink w:history="1" r:id="rId_ac0flebp1uliyoxdpnfq">
+            <w:hyperlink w:history="1" r:id="rIdzfnlm4zlzur8zqdluwj0i">
               <w:r>
                 <w:rPr>
                   <w:rFonts w:ascii="Arial" w:cs="Arial" w:eastAsia="Arial" w:hAnsi="Arial"/>
@@ -13020,7 +13020,7 @@
               <w:spacing w:after="10" w:before="0"/>
               <w:ind w:left="120"/>
             </w:pPr>
-            <w:hyperlink w:history="1" r:id="rIdvkq0zmvnn9xbsmpbgzsch">
+            <w:hyperlink w:history="1" r:id="rIdcrvvnixpwlv7st-hcpesg">
               <w:r>
                 <w:rPr>
                   <w:rFonts w:ascii="Arial" w:cs="Arial" w:eastAsia="Arial" w:hAnsi="Arial"/>
@@ -13220,7 +13220,7 @@
             <w:pPr>
               <w:spacing w:after="20" w:before="0"/>
             </w:pPr>
-            <w:hyperlink w:history="1" r:id="rIdnmihluzfmwk1s3ol5zgcz">
+            <w:hyperlink w:history="1" r:id="rIdrlki0pd8iyq67asjb_r2s">
               <w:r>
                 <w:rPr>
                   <w:rFonts w:ascii="Arial" w:cs="Arial" w:eastAsia="Arial" w:hAnsi="Arial"/>
@@ -13253,7 +13253,7 @@
               <w:spacing w:after="10" w:before="0"/>
               <w:ind w:left="120"/>
             </w:pPr>
-            <w:hyperlink w:history="1" r:id="rIdc3abeucbqpsjjdiebdd3z">
+            <w:hyperlink w:history="1" r:id="rIdsbtiyjhcujyabgocozad-">
               <w:r>
                 <w:rPr>
                   <w:rFonts w:ascii="Arial" w:cs="Arial" w:eastAsia="Arial" w:hAnsi="Arial"/>
@@ -13298,7 +13298,7 @@
             <w:pPr>
               <w:spacing w:after="20" w:before="0"/>
             </w:pPr>
-            <w:hyperlink w:history="1" r:id="rIdwv2nkumgqsnm2xzhmh1da">
+            <w:hyperlink w:history="1" r:id="rIdypmjc5cxmnpdt0mxius3l">
               <w:r>
                 <w:rPr>
                   <w:rFonts w:ascii="Arial" w:cs="Arial" w:eastAsia="Arial" w:hAnsi="Arial"/>
@@ -13331,7 +13331,7 @@
               <w:spacing w:after="10" w:before="0"/>
               <w:ind w:left="120"/>
             </w:pPr>
-            <w:hyperlink w:history="1" r:id="rIdcwt5gokbu7ktmbh4bvifr">
+            <w:hyperlink w:history="1" r:id="rIdj9yg0etv_t0_5kij-qt36">
               <w:r>
                 <w:rPr>
                   <w:rFonts w:ascii="Arial" w:cs="Arial" w:eastAsia="Arial" w:hAnsi="Arial"/>
@@ -13531,7 +13531,7 @@
             <w:pPr>
               <w:spacing w:after="20" w:before="0"/>
             </w:pPr>
-            <w:hyperlink w:history="1" r:id="rIdbsdler-pa9-4af0-obur9">
+            <w:hyperlink w:history="1" r:id="rIdodotz4avargdi_yv3iobi">
               <w:r>
                 <w:rPr>
                   <w:rFonts w:ascii="Arial" w:cs="Arial" w:eastAsia="Arial" w:hAnsi="Arial"/>
@@ -13564,7 +13564,7 @@
               <w:spacing w:after="10" w:before="0"/>
               <w:ind w:left="120"/>
             </w:pPr>
-            <w:hyperlink w:history="1" r:id="rIdshfbvkhlt8fvedlvgutpw">
+            <w:hyperlink w:history="1" r:id="rIdbuaayxfghygfwdya0jc6r">
               <w:r>
                 <w:rPr>
                   <w:rFonts w:ascii="Arial" w:cs="Arial" w:eastAsia="Arial" w:hAnsi="Arial"/>
@@ -13609,7 +13609,7 @@
             <w:pPr>
               <w:spacing w:after="20" w:before="0"/>
             </w:pPr>
-            <w:hyperlink w:history="1" r:id="rIdoco7nwgfctkpj72masx4z">
+            <w:hyperlink w:history="1" r:id="rId9bu8bvgapy-c-wqbuwsz3">
               <w:r>
                 <w:rPr>
                   <w:rFonts w:ascii="Arial" w:cs="Arial" w:eastAsia="Arial" w:hAnsi="Arial"/>
@@ -13642,7 +13642,7 @@
               <w:spacing w:after="10" w:before="0"/>
               <w:ind w:left="120"/>
             </w:pPr>
-            <w:hyperlink w:history="1" r:id="rId_e7q8scl8nmcxl1-crtoq">
+            <w:hyperlink w:history="1" r:id="rIdstdtsfg1ynl5lays4xduu">
               <w:r>
                 <w:rPr>
                   <w:rFonts w:ascii="Arial" w:cs="Arial" w:eastAsia="Arial" w:hAnsi="Arial"/>
@@ -14167,7 +14167,7 @@
         </w:rPr>
         <w:t xml:space="preserve">© 2026 SeaVuria and ARES. Aligned with KICD objectives. Developed by SeaVuria; technical implementation by ARES (with AI assistance from Claude). Licensed under </w:t>
       </w:r>
-      <w:hyperlink w:history="1" r:id="rIds6yx_iezgj0e-ru45lqal">
+      <w:hyperlink w:history="1" r:id="rIdgqhfhws_6-89hhtsequuu">
         <w:r>
           <w:rPr>
             <w:rFonts w:ascii="Arial" w:cs="Arial" w:eastAsia="Arial" w:hAnsi="Arial"/>
@@ -14188,7 +14188,7 @@
         </w:rPr>
         <w:t xml:space="preserve"> (</w:t>
       </w:r>
-      <w:hyperlink w:history="1" r:id="rIdlxa-167l86cc8jhgam7ut">
+      <w:hyperlink w:history="1" r:id="rIdarwdiagjkt35vyxftzv7z">
         <w:r>
           <w:rPr>
             <w:rFonts w:ascii="Arial" w:cs="Arial" w:eastAsia="Arial" w:hAnsi="Arial"/>
@@ -15245,7 +15245,7 @@
               <w:spacing w:after="10" w:before="0"/>
               <w:ind w:left="120"/>
             </w:pPr>
-            <w:hyperlink w:history="1" r:id="rIdcld8cdoswbow5evtdxnxj">
+            <w:hyperlink w:history="1" r:id="rIdog5y77wvwt8_p0wjkweao">
               <w:r>
                 <w:rPr>
                   <w:rFonts w:ascii="Arial" w:cs="Arial" w:eastAsia="Arial" w:hAnsi="Arial"/>
@@ -15305,7 +15305,7 @@
             <w:pPr>
               <w:spacing w:after="20" w:before="0"/>
             </w:pPr>
-            <w:hyperlink w:history="1" r:id="rIdvtsybo1_y63m2llomlhba">
+            <w:hyperlink w:history="1" r:id="rIdm5rxyaim1h37p7xkgltf6">
               <w:r>
                 <w:rPr>
                   <w:rFonts w:ascii="Arial" w:cs="Arial" w:eastAsia="Arial" w:hAnsi="Arial"/>
@@ -15354,7 +15354,7 @@
               <w:spacing w:after="10" w:before="0"/>
               <w:ind w:left="120"/>
             </w:pPr>
-            <w:hyperlink w:history="1" r:id="rId7igdh33llgznhci6xt65y">
+            <w:hyperlink w:history="1" r:id="rIdbtmd6atsua9vkis-4vugn">
               <w:r>
                 <w:rPr>
                   <w:rFonts w:ascii="Arial" w:cs="Arial" w:eastAsia="Arial" w:hAnsi="Arial"/>
@@ -15571,7 +15571,7 @@
               <w:spacing w:after="10" w:before="0"/>
               <w:ind w:left="120"/>
             </w:pPr>
-            <w:hyperlink w:history="1" r:id="rIdozxhicrua7gyq4gtpal34">
+            <w:hyperlink w:history="1" r:id="rIdyba4vjpl7gchnkcnhczhc">
               <w:r>
                 <w:rPr>
                   <w:rFonts w:ascii="Arial" w:cs="Arial" w:eastAsia="Arial" w:hAnsi="Arial"/>
@@ -15631,7 +15631,7 @@
             <w:pPr>
               <w:spacing w:after="20" w:before="0"/>
             </w:pPr>
-            <w:hyperlink w:history="1" r:id="rIddxyev2vdzntoml8ydxrjr">
+            <w:hyperlink w:history="1" r:id="rIdumo-poieh4gggznpjl2hb">
               <w:r>
                 <w:rPr>
                   <w:rFonts w:ascii="Arial" w:cs="Arial" w:eastAsia="Arial" w:hAnsi="Arial"/>
@@ -15680,7 +15680,7 @@
               <w:spacing w:after="10" w:before="0"/>
               <w:ind w:left="120"/>
             </w:pPr>
-            <w:hyperlink w:history="1" r:id="rId9ejsxzly70bly26_fb6vl">
+            <w:hyperlink w:history="1" r:id="rIdsexu4wr5fov046n5qnq6j">
               <w:r>
                 <w:rPr>
                   <w:rFonts w:ascii="Arial" w:cs="Arial" w:eastAsia="Arial" w:hAnsi="Arial"/>
@@ -15897,7 +15897,7 @@
               <w:spacing w:after="10" w:before="0"/>
               <w:ind w:left="120"/>
             </w:pPr>
-            <w:hyperlink w:history="1" r:id="rIdfyzuq8xdgzwqjwgnxaecj">
+            <w:hyperlink w:history="1" r:id="rIdteb5vdlv-dgqho03ktppa">
               <w:r>
                 <w:rPr>
                   <w:rFonts w:ascii="Arial" w:cs="Arial" w:eastAsia="Arial" w:hAnsi="Arial"/>
@@ -15957,7 +15957,7 @@
             <w:pPr>
               <w:spacing w:after="20" w:before="0"/>
             </w:pPr>
-            <w:hyperlink w:history="1" r:id="rIdkakyg5_1cwcjuzygpltb1">
+            <w:hyperlink w:history="1" r:id="rId84f-fege8pnuifid62cht">
               <w:r>
                 <w:rPr>
                   <w:rFonts w:ascii="Arial" w:cs="Arial" w:eastAsia="Arial" w:hAnsi="Arial"/>
@@ -16006,7 +16006,7 @@
               <w:spacing w:after="10" w:before="0"/>
               <w:ind w:left="120"/>
             </w:pPr>
-            <w:hyperlink w:history="1" r:id="rIde-fpmtrz5qy6okk4ubjqy">
+            <w:hyperlink w:history="1" r:id="rIdfj6kfgyczqeo5vd3vzu1k">
               <w:r>
                 <w:rPr>
                   <w:rFonts w:ascii="Arial" w:cs="Arial" w:eastAsia="Arial" w:hAnsi="Arial"/>
@@ -16223,7 +16223,7 @@
               <w:spacing w:after="10" w:before="0"/>
               <w:ind w:left="120"/>
             </w:pPr>
-            <w:hyperlink w:history="1" r:id="rIdxigg8ipfunp0hh-cumm7z">
+            <w:hyperlink w:history="1" r:id="rIdy_z-vrjrqvqcd6utc0e5v">
               <w:r>
                 <w:rPr>
                   <w:rFonts w:ascii="Arial" w:cs="Arial" w:eastAsia="Arial" w:hAnsi="Arial"/>
@@ -16283,7 +16283,7 @@
             <w:pPr>
               <w:spacing w:after="20" w:before="0"/>
             </w:pPr>
-            <w:hyperlink w:history="1" r:id="rIdzzp5eztgfkggmkxolrzqa">
+            <w:hyperlink w:history="1" r:id="rIdc-uphaj9m8irioqd-oahs">
               <w:r>
                 <w:rPr>
                   <w:rFonts w:ascii="Arial" w:cs="Arial" w:eastAsia="Arial" w:hAnsi="Arial"/>
@@ -16332,7 +16332,7 @@
               <w:spacing w:after="10" w:before="0"/>
               <w:ind w:left="120"/>
             </w:pPr>
-            <w:hyperlink w:history="1" r:id="rIdpbxg2ctnseoduig59jo1b">
+            <w:hyperlink w:history="1" r:id="rIdugpt77o_ikr_5302bjfsk">
               <w:r>
                 <w:rPr>
                   <w:rFonts w:ascii="Arial" w:cs="Arial" w:eastAsia="Arial" w:hAnsi="Arial"/>
@@ -16549,7 +16549,7 @@
               <w:spacing w:after="10" w:before="0"/>
               <w:ind w:left="120"/>
             </w:pPr>
-            <w:hyperlink w:history="1" r:id="rIdka0fpfibzfyivizbxq4nn">
+            <w:hyperlink w:history="1" r:id="rIduzcptswrixwu7g6jrjjxk">
               <w:r>
                 <w:rPr>
                   <w:rFonts w:ascii="Arial" w:cs="Arial" w:eastAsia="Arial" w:hAnsi="Arial"/>
@@ -16609,7 +16609,7 @@
             <w:pPr>
               <w:spacing w:after="20" w:before="0"/>
             </w:pPr>
-            <w:hyperlink w:history="1" r:id="rIdgmp98rbdv3qnufqaboilw">
+            <w:hyperlink w:history="1" r:id="rIdyfi-3-taxikdyjzrjy3cd">
               <w:r>
                 <w:rPr>
                   <w:rFonts w:ascii="Arial" w:cs="Arial" w:eastAsia="Arial" w:hAnsi="Arial"/>
@@ -16658,7 +16658,7 @@
               <w:spacing w:after="10" w:before="0"/>
               <w:ind w:left="120"/>
             </w:pPr>
-            <w:hyperlink w:history="1" r:id="rIdigqazydialmwk2azebww0">
+            <w:hyperlink w:history="1" r:id="rIda7_pm3csltx7p-xv-m95k">
               <w:r>
                 <w:rPr>
                   <w:rFonts w:ascii="Arial" w:cs="Arial" w:eastAsia="Arial" w:hAnsi="Arial"/>
@@ -17183,7 +17183,7 @@
         </w:rPr>
         <w:t xml:space="preserve">© 2026 SeaVuria and ARES. Aligned with KICD objectives. Developed by SeaVuria; technical implementation by ARES (with AI assistance from Claude). Licensed under </w:t>
       </w:r>
-      <w:hyperlink w:history="1" r:id="rIdezznseysfcyejfrahpbun">
+      <w:hyperlink w:history="1" r:id="rId3drzi1qjqqcn_pekg-vrc">
         <w:r>
           <w:rPr>
             <w:rFonts w:ascii="Arial" w:cs="Arial" w:eastAsia="Arial" w:hAnsi="Arial"/>
@@ -17204,7 +17204,7 @@
         </w:rPr>
         <w:t xml:space="preserve"> (</w:t>
       </w:r>
-      <w:hyperlink w:history="1" r:id="rIdpxmpjhijircfbnhkt7oju">
+      <w:hyperlink w:history="1" r:id="rId_xqsmbxb2hgc4ih_emp4s">
         <w:r>
           <w:rPr>
             <w:rFonts w:ascii="Arial" w:cs="Arial" w:eastAsia="Arial" w:hAnsi="Arial"/>
@@ -18261,7 +18261,7 @@
               <w:spacing w:after="10" w:before="0"/>
               <w:ind w:left="120"/>
             </w:pPr>
-            <w:hyperlink w:history="1" r:id="rId09qjnqiywmhm0hww-ork0">
+            <w:hyperlink w:history="1" r:id="rIdsreff77nm6s0tcdkjc8by">
               <w:r>
                 <w:rPr>
                   <w:rFonts w:ascii="Arial" w:cs="Arial" w:eastAsia="Arial" w:hAnsi="Arial"/>
@@ -18321,7 +18321,7 @@
             <w:pPr>
               <w:spacing w:after="20" w:before="0"/>
             </w:pPr>
-            <w:hyperlink w:history="1" r:id="rIdgeucjzzbaxz9axbnot9gm">
+            <w:hyperlink w:history="1" r:id="rIdq_epcsngame0x1inupydd">
               <w:r>
                 <w:rPr>
                   <w:rFonts w:ascii="Arial" w:cs="Arial" w:eastAsia="Arial" w:hAnsi="Arial"/>
@@ -18370,7 +18370,7 @@
               <w:spacing w:after="10" w:before="0"/>
               <w:ind w:left="120"/>
             </w:pPr>
-            <w:hyperlink w:history="1" r:id="rIdxyqbisvkw1ntkc4clozw_">
+            <w:hyperlink w:history="1" r:id="rIdivel9kztljjhcfrrhpjhq">
               <w:r>
                 <w:rPr>
                   <w:rFonts w:ascii="Arial" w:cs="Arial" w:eastAsia="Arial" w:hAnsi="Arial"/>
@@ -18587,7 +18587,7 @@
               <w:spacing w:after="10" w:before="0"/>
               <w:ind w:left="120"/>
             </w:pPr>
-            <w:hyperlink w:history="1" r:id="rId0oqkviiwmpjjtnn89uro0">
+            <w:hyperlink w:history="1" r:id="rId79_vmsbrfiedxuzrkn3k3">
               <w:r>
                 <w:rPr>
                   <w:rFonts w:ascii="Arial" w:cs="Arial" w:eastAsia="Arial" w:hAnsi="Arial"/>
@@ -18647,7 +18647,7 @@
             <w:pPr>
               <w:spacing w:after="20" w:before="0"/>
             </w:pPr>
-            <w:hyperlink w:history="1" r:id="rId3nwogrewjtcalvc95fm1a">
+            <w:hyperlink w:history="1" r:id="rIdmmaz61eievz9bt5euadas">
               <w:r>
                 <w:rPr>
                   <w:rFonts w:ascii="Arial" w:cs="Arial" w:eastAsia="Arial" w:hAnsi="Arial"/>
@@ -18696,7 +18696,7 @@
               <w:spacing w:after="10" w:before="0"/>
               <w:ind w:left="120"/>
             </w:pPr>
-            <w:hyperlink w:history="1" r:id="rIdjo1luwn7cmektwrprsg3q">
+            <w:hyperlink w:history="1" r:id="rIdcdaf2ziazgdgo45xdqfdh">
               <w:r>
                 <w:rPr>
                   <w:rFonts w:ascii="Arial" w:cs="Arial" w:eastAsia="Arial" w:hAnsi="Arial"/>
@@ -18913,7 +18913,7 @@
               <w:spacing w:after="10" w:before="0"/>
               <w:ind w:left="120"/>
             </w:pPr>
-            <w:hyperlink w:history="1" r:id="rIdahu-bjbqe3renuwgfpehe">
+            <w:hyperlink w:history="1" r:id="rIdxsvqin0vihpqooxczwsvn">
               <w:r>
                 <w:rPr>
                   <w:rFonts w:ascii="Arial" w:cs="Arial" w:eastAsia="Arial" w:hAnsi="Arial"/>
@@ -18973,7 +18973,7 @@
             <w:pPr>
               <w:spacing w:after="20" w:before="0"/>
             </w:pPr>
-            <w:hyperlink w:history="1" r:id="rIdgy0gtytpg5ray-wd0j8fj">
+            <w:hyperlink w:history="1" r:id="rIdwizbvmclrxg6etdijgpx0">
               <w:r>
                 <w:rPr>
                   <w:rFonts w:ascii="Arial" w:cs="Arial" w:eastAsia="Arial" w:hAnsi="Arial"/>
@@ -19022,7 +19022,7 @@
               <w:spacing w:after="10" w:before="0"/>
               <w:ind w:left="120"/>
             </w:pPr>
-            <w:hyperlink w:history="1" r:id="rIduaamgbgqszjttijgt3m3d">
+            <w:hyperlink w:history="1" r:id="rIdcr45elug-6b5v7w915tl1">
               <w:r>
                 <w:rPr>
                   <w:rFonts w:ascii="Arial" w:cs="Arial" w:eastAsia="Arial" w:hAnsi="Arial"/>
@@ -19239,7 +19239,7 @@
               <w:spacing w:after="10" w:before="0"/>
               <w:ind w:left="120"/>
             </w:pPr>
-            <w:hyperlink w:history="1" r:id="rIde1payj7rz-rzylmy-seys">
+            <w:hyperlink w:history="1" r:id="rIdcnr1buonjcafyiofzfia0">
               <w:r>
                 <w:rPr>
                   <w:rFonts w:ascii="Arial" w:cs="Arial" w:eastAsia="Arial" w:hAnsi="Arial"/>
@@ -19299,7 +19299,7 @@
             <w:pPr>
               <w:spacing w:after="20" w:before="0"/>
             </w:pPr>
-            <w:hyperlink w:history="1" r:id="rIdy8hhx_zamccu709dai-u_">
+            <w:hyperlink w:history="1" r:id="rIdjxqbxkggr0wqnlfvt0aln">
               <w:r>
                 <w:rPr>
                   <w:rFonts w:ascii="Arial" w:cs="Arial" w:eastAsia="Arial" w:hAnsi="Arial"/>
@@ -19348,7 +19348,7 @@
               <w:spacing w:after="10" w:before="0"/>
               <w:ind w:left="120"/>
             </w:pPr>
-            <w:hyperlink w:history="1" r:id="rIdil3elirejaa9lnqqyw3xw">
+            <w:hyperlink w:history="1" r:id="rId4_3dfs_g_mrghdicjszgt">
               <w:r>
                 <w:rPr>
                   <w:rFonts w:ascii="Arial" w:cs="Arial" w:eastAsia="Arial" w:hAnsi="Arial"/>
@@ -19565,7 +19565,7 @@
               <w:spacing w:after="10" w:before="0"/>
               <w:ind w:left="120"/>
             </w:pPr>
-            <w:hyperlink w:history="1" r:id="rIdtfdmrwr02jcsmar6x21fq">
+            <w:hyperlink w:history="1" r:id="rId5julznp0wuphqafj445ga">
               <w:r>
                 <w:rPr>
                   <w:rFonts w:ascii="Arial" w:cs="Arial" w:eastAsia="Arial" w:hAnsi="Arial"/>
@@ -19625,7 +19625,7 @@
             <w:pPr>
               <w:spacing w:after="20" w:before="0"/>
             </w:pPr>
-            <w:hyperlink w:history="1" r:id="rId5bbth40l6edhlsufxt8zs">
+            <w:hyperlink w:history="1" r:id="rIdg68ii2fhbpixdi-2xx2hu">
               <w:r>
                 <w:rPr>
                   <w:rFonts w:ascii="Arial" w:cs="Arial" w:eastAsia="Arial" w:hAnsi="Arial"/>
@@ -19674,7 +19674,7 @@
               <w:spacing w:after="10" w:before="0"/>
               <w:ind w:left="120"/>
             </w:pPr>
-            <w:hyperlink w:history="1" r:id="rId5nf-x2sxvnczm2wj0uezb">
+            <w:hyperlink w:history="1" r:id="rIdqftysxox9u2vnrbyczpx4">
               <w:r>
                 <w:rPr>
                   <w:rFonts w:ascii="Arial" w:cs="Arial" w:eastAsia="Arial" w:hAnsi="Arial"/>
@@ -20199,7 +20199,7 @@
         </w:rPr>
         <w:t xml:space="preserve">© 2026 SeaVuria and ARES. Aligned with KICD objectives. Developed by SeaVuria; technical implementation by ARES (with AI assistance from Claude). Licensed under </w:t>
       </w:r>
-      <w:hyperlink w:history="1" r:id="rIdjrj7uatkccie0sucxqaav">
+      <w:hyperlink w:history="1" r:id="rId-0w9oun4b4sxiqftdumun">
         <w:r>
           <w:rPr>
             <w:rFonts w:ascii="Arial" w:cs="Arial" w:eastAsia="Arial" w:hAnsi="Arial"/>
@@ -20220,7 +20220,7 @@
         </w:rPr>
         <w:t xml:space="preserve"> (</w:t>
       </w:r>
-      <w:hyperlink w:history="1" r:id="rIdx2iipmjafwfaqemvd9txg">
+      <w:hyperlink w:history="1" r:id="rIdr8tvlfp0oxj5dup1dpc6c">
         <w:r>
           <w:rPr>
             <w:rFonts w:ascii="Arial" w:cs="Arial" w:eastAsia="Arial" w:hAnsi="Arial"/>
@@ -21277,7 +21277,7 @@
               <w:spacing w:after="10" w:before="0"/>
               <w:ind w:left="120"/>
             </w:pPr>
-            <w:hyperlink w:history="1" r:id="rIdypnkx4msfaaovuxwadi2m">
+            <w:hyperlink w:history="1" r:id="rIdwy_xmjdzcijrc-aqmztu2">
               <w:r>
                 <w:rPr>
                   <w:rFonts w:ascii="Arial" w:cs="Arial" w:eastAsia="Arial" w:hAnsi="Arial"/>
@@ -21354,7 +21354,7 @@
               <w:spacing w:after="10" w:before="0"/>
               <w:ind w:left="120"/>
             </w:pPr>
-            <w:hyperlink w:history="1" r:id="rId-h1bdvxqnfw7s7t6fo8h7">
+            <w:hyperlink w:history="1" r:id="rIdjv6vnwjll3fhpmwbtlyce">
               <w:r>
                 <w:rPr>
                   <w:rFonts w:ascii="Arial" w:cs="Arial" w:eastAsia="Arial" w:hAnsi="Arial"/>
@@ -21586,7 +21586,7 @@
               <w:spacing w:after="10" w:before="0"/>
               <w:ind w:left="120"/>
             </w:pPr>
-            <w:hyperlink w:history="1" r:id="rId1zdhyqntkg_45qnvrfsu9">
+            <w:hyperlink w:history="1" r:id="rIdht_bivxb74v2khodq5nxv">
               <w:r>
                 <w:rPr>
                   <w:rFonts w:ascii="Arial" w:cs="Arial" w:eastAsia="Arial" w:hAnsi="Arial"/>
@@ -21663,7 +21663,7 @@
               <w:spacing w:after="10" w:before="0"/>
               <w:ind w:left="120"/>
             </w:pPr>
-            <w:hyperlink w:history="1" r:id="rIdllkjeabagvvcqxzlirgee">
+            <w:hyperlink w:history="1" r:id="rIdfnluyyz9vsmmspmu-gfbt">
               <w:r>
                 <w:rPr>
                   <w:rFonts w:ascii="Arial" w:cs="Arial" w:eastAsia="Arial" w:hAnsi="Arial"/>
@@ -21895,7 +21895,7 @@
               <w:spacing w:after="10" w:before="0"/>
               <w:ind w:left="120"/>
             </w:pPr>
-            <w:hyperlink w:history="1" r:id="rIdbbvt56zmpsnwyyljuff9h">
+            <w:hyperlink w:history="1" r:id="rIdxeuj8jnmfsfusyvvizne2">
               <w:r>
                 <w:rPr>
                   <w:rFonts w:ascii="Arial" w:cs="Arial" w:eastAsia="Arial" w:hAnsi="Arial"/>
@@ -21972,7 +21972,7 @@
               <w:spacing w:after="10" w:before="0"/>
               <w:ind w:left="120"/>
             </w:pPr>
-            <w:hyperlink w:history="1" r:id="rId77ne5genc-snntj2zelnz">
+            <w:hyperlink w:history="1" r:id="rIduw2aemeahjf81timww_m3">
               <w:r>
                 <w:rPr>
                   <w:rFonts w:ascii="Arial" w:cs="Arial" w:eastAsia="Arial" w:hAnsi="Arial"/>
@@ -22204,7 +22204,7 @@
               <w:spacing w:after="10" w:before="0"/>
               <w:ind w:left="120"/>
             </w:pPr>
-            <w:hyperlink w:history="1" r:id="rIdft2umjbne2tx6l97q9mbf">
+            <w:hyperlink w:history="1" r:id="rIdf_gw7ga_zn1lfvytz6mul">
               <w:r>
                 <w:rPr>
                   <w:rFonts w:ascii="Arial" w:cs="Arial" w:eastAsia="Arial" w:hAnsi="Arial"/>
@@ -22281,7 +22281,7 @@
               <w:spacing w:after="10" w:before="0"/>
               <w:ind w:left="120"/>
             </w:pPr>
-            <w:hyperlink w:history="1" r:id="rIdjfofnbx4klkyie-tqued4">
+            <w:hyperlink w:history="1" r:id="rId1cmeqbisapdrq5qsylqwq">
               <w:r>
                 <w:rPr>
                   <w:rFonts w:ascii="Arial" w:cs="Arial" w:eastAsia="Arial" w:hAnsi="Arial"/>
@@ -22513,7 +22513,7 @@
               <w:spacing w:after="10" w:before="0"/>
               <w:ind w:left="120"/>
             </w:pPr>
-            <w:hyperlink w:history="1" r:id="rIdvrsiqx7txc_zxm6v3uikk">
+            <w:hyperlink w:history="1" r:id="rId7r_f1usxhotwvviful58s">
               <w:r>
                 <w:rPr>
                   <w:rFonts w:ascii="Arial" w:cs="Arial" w:eastAsia="Arial" w:hAnsi="Arial"/>
@@ -22590,7 +22590,7 @@
               <w:spacing w:after="10" w:before="0"/>
               <w:ind w:left="120"/>
             </w:pPr>
-            <w:hyperlink w:history="1" r:id="rIdoccos4y5qlfrdbingsd1g">
+            <w:hyperlink w:history="1" r:id="rIdurgyvy9ydcptsgdexijyn">
               <w:r>
                 <w:rPr>
                   <w:rFonts w:ascii="Arial" w:cs="Arial" w:eastAsia="Arial" w:hAnsi="Arial"/>
@@ -23130,7 +23130,7 @@
         </w:rPr>
         <w:t xml:space="preserve">© 2026 SeaVuria and ARES. Aligned with KICD objectives. Developed by SeaVuria; technical implementation by ARES (with AI assistance from Claude). Licensed under </w:t>
       </w:r>
-      <w:hyperlink w:history="1" r:id="rIdkdoar5y0tyltj63hom4g7">
+      <w:hyperlink w:history="1" r:id="rIdi3pnw_8pwwe6ju6vbrltk">
         <w:r>
           <w:rPr>
             <w:rFonts w:ascii="Arial" w:cs="Arial" w:eastAsia="Arial" w:hAnsi="Arial"/>
@@ -23151,7 +23151,7 @@
         </w:rPr>
         <w:t xml:space="preserve"> (</w:t>
       </w:r>
-      <w:hyperlink w:history="1" r:id="rId3xzdepd5zl1wvlvwh9xfb">
+      <w:hyperlink w:history="1" r:id="rIdbcjnsx5bkcp8tiqvbepum">
         <w:r>
           <w:rPr>
             <w:rFonts w:ascii="Arial" w:cs="Arial" w:eastAsia="Arial" w:hAnsi="Arial"/>
@@ -24208,7 +24208,7 @@
               <w:spacing w:after="10" w:before="0"/>
               <w:ind w:left="120"/>
             </w:pPr>
-            <w:hyperlink w:history="1" r:id="rIdbwfxky0j_4j6rao4ggons">
+            <w:hyperlink w:history="1" r:id="rIdt2lvaiqvqc5oqq6gxukpg">
               <w:r>
                 <w:rPr>
                   <w:rFonts w:ascii="Arial" w:cs="Arial" w:eastAsia="Arial" w:hAnsi="Arial"/>
@@ -24285,7 +24285,7 @@
               <w:spacing w:after="10" w:before="0"/>
               <w:ind w:left="120"/>
             </w:pPr>
-            <w:hyperlink w:history="1" r:id="rIdvpxkrbc33vqfaymiatwts">
+            <w:hyperlink w:history="1" r:id="rIdeyuvkhmx9seoxrzzkwggs">
               <w:r>
                 <w:rPr>
                   <w:rFonts w:ascii="Arial" w:cs="Arial" w:eastAsia="Arial" w:hAnsi="Arial"/>
@@ -24517,7 +24517,7 @@
               <w:spacing w:after="10" w:before="0"/>
               <w:ind w:left="120"/>
             </w:pPr>
-            <w:hyperlink w:history="1" r:id="rIdlg4lc0nwbmwv7u2kzomj7">
+            <w:hyperlink w:history="1" r:id="rIdt9gdn8mbuvkoz5rbpxohb">
               <w:r>
                 <w:rPr>
                   <w:rFonts w:ascii="Arial" w:cs="Arial" w:eastAsia="Arial" w:hAnsi="Arial"/>
@@ -24594,7 +24594,7 @@
               <w:spacing w:after="10" w:before="0"/>
               <w:ind w:left="120"/>
             </w:pPr>
-            <w:hyperlink w:history="1" r:id="rIdd4ef2vkepynvryvojlbmj">
+            <w:hyperlink w:history="1" r:id="rIdo6zuuut6m4bm3jihdftkx">
               <w:r>
                 <w:rPr>
                   <w:rFonts w:ascii="Arial" w:cs="Arial" w:eastAsia="Arial" w:hAnsi="Arial"/>
@@ -24826,7 +24826,7 @@
               <w:spacing w:after="10" w:before="0"/>
               <w:ind w:left="120"/>
             </w:pPr>
-            <w:hyperlink w:history="1" r:id="rIdiyprc4ivd5i1jsdcprkau">
+            <w:hyperlink w:history="1" r:id="rId3sqldbpzgdqj4wau4e10m">
               <w:r>
                 <w:rPr>
                   <w:rFonts w:ascii="Arial" w:cs="Arial" w:eastAsia="Arial" w:hAnsi="Arial"/>
@@ -24903,7 +24903,7 @@
               <w:spacing w:after="10" w:before="0"/>
               <w:ind w:left="120"/>
             </w:pPr>
-            <w:hyperlink w:history="1" r:id="rIdoagciw63n--mm442f40cv">
+            <w:hyperlink w:history="1" r:id="rIdm1vat9etpijatppjfj3aq">
               <w:r>
                 <w:rPr>
                   <w:rFonts w:ascii="Arial" w:cs="Arial" w:eastAsia="Arial" w:hAnsi="Arial"/>
@@ -25135,7 +25135,7 @@
               <w:spacing w:after="10" w:before="0"/>
               <w:ind w:left="120"/>
             </w:pPr>
-            <w:hyperlink w:history="1" r:id="rIdnzb5gk0dqwccvfoagq-j9">
+            <w:hyperlink w:history="1" r:id="rIdpplfan1uz5-cgbxgc8fsd">
               <w:r>
                 <w:rPr>
                   <w:rFonts w:ascii="Arial" w:cs="Arial" w:eastAsia="Arial" w:hAnsi="Arial"/>
@@ -25212,7 +25212,7 @@
               <w:spacing w:after="10" w:before="0"/>
               <w:ind w:left="120"/>
             </w:pPr>
-            <w:hyperlink w:history="1" r:id="rIdbo__ile6qeaxxsjtxa-wp">
+            <w:hyperlink w:history="1" r:id="rIdyodlhub88odyzip8-3ytk">
               <w:r>
                 <w:rPr>
                   <w:rFonts w:ascii="Arial" w:cs="Arial" w:eastAsia="Arial" w:hAnsi="Arial"/>
@@ -25444,7 +25444,7 @@
               <w:spacing w:after="10" w:before="0"/>
               <w:ind w:left="120"/>
             </w:pPr>
-            <w:hyperlink w:history="1" r:id="rIdzbexgmehufobs7n936xnb">
+            <w:hyperlink w:history="1" r:id="rIdjymaegw_u5chi0wibqvnk">
               <w:r>
                 <w:rPr>
                   <w:rFonts w:ascii="Arial" w:cs="Arial" w:eastAsia="Arial" w:hAnsi="Arial"/>
@@ -25521,7 +25521,7 @@
               <w:spacing w:after="10" w:before="0"/>
               <w:ind w:left="120"/>
             </w:pPr>
-            <w:hyperlink w:history="1" r:id="rIdjwp5c0gbfq-8blk0zamhc">
+            <w:hyperlink w:history="1" r:id="rIdevhbmod9kn51acrjoitjo">
               <w:r>
                 <w:rPr>
                   <w:rFonts w:ascii="Arial" w:cs="Arial" w:eastAsia="Arial" w:hAnsi="Arial"/>
@@ -26061,7 +26061,7 @@
         </w:rPr>
         <w:t xml:space="preserve">© 2026 SeaVuria and ARES. Aligned with KICD objectives. Developed by SeaVuria; technical implementation by ARES (with AI assistance from Claude). Licensed under </w:t>
       </w:r>
-      <w:hyperlink w:history="1" r:id="rId_-bfpdyadjbuvyk_wcdjy">
+      <w:hyperlink w:history="1" r:id="rId7oys8puuxukb8icj9ikuo">
         <w:r>
           <w:rPr>
             <w:rFonts w:ascii="Arial" w:cs="Arial" w:eastAsia="Arial" w:hAnsi="Arial"/>
@@ -26082,7 +26082,7 @@
         </w:rPr>
         <w:t xml:space="preserve"> (</w:t>
       </w:r>
-      <w:hyperlink w:history="1" r:id="rIdfn5fwujtwqxsrehjoto9z">
+      <w:hyperlink w:history="1" r:id="rIde87lmpjoyrfsxmoazcua-">
         <w:r>
           <w:rPr>
             <w:rFonts w:ascii="Arial" w:cs="Arial" w:eastAsia="Arial" w:hAnsi="Arial"/>
@@ -27122,7 +27122,7 @@
             <w:pPr>
               <w:spacing w:after="20" w:before="0"/>
             </w:pPr>
-            <w:hyperlink w:history="1" r:id="rId6gctv0zmcqitul7m8vqhv">
+            <w:hyperlink w:history="1" r:id="rIde71-w7gvndzbtey02kn3v">
               <w:r>
                 <w:rPr>
                   <w:rFonts w:ascii="Arial" w:cs="Arial" w:eastAsia="Arial" w:hAnsi="Arial"/>
@@ -27171,7 +27171,7 @@
               <w:spacing w:after="10" w:before="0"/>
               <w:ind w:left="120"/>
             </w:pPr>
-            <w:hyperlink w:history="1" r:id="rId8-gntqsxexgcsj5o27vm8">
+            <w:hyperlink w:history="1" r:id="rId-cvwqlcuy0pnxktlqpdgu">
               <w:r>
                 <w:rPr>
                   <w:rFonts w:ascii="Arial" w:cs="Arial" w:eastAsia="Arial" w:hAnsi="Arial"/>
@@ -27216,7 +27216,7 @@
             <w:pPr>
               <w:spacing w:after="20" w:before="0"/>
             </w:pPr>
-            <w:hyperlink w:history="1" r:id="rId_kneix-l01yocnjuks4sf">
+            <w:hyperlink w:history="1" r:id="rIdu0vw1e8hcrphsqu5cubpf">
               <w:r>
                 <w:rPr>
                   <w:rFonts w:ascii="Arial" w:cs="Arial" w:eastAsia="Arial" w:hAnsi="Arial"/>
@@ -27265,7 +27265,7 @@
               <w:spacing w:after="10" w:before="0"/>
               <w:ind w:left="120"/>
             </w:pPr>
-            <w:hyperlink w:history="1" r:id="rIdpaug4wntf8kvzcrgafpxx">
+            <w:hyperlink w:history="1" r:id="rIdv392a9eimdwn2bbyndn2_">
               <w:r>
                 <w:rPr>
                   <w:rFonts w:ascii="Arial" w:cs="Arial" w:eastAsia="Arial" w:hAnsi="Arial"/>
@@ -27465,7 +27465,7 @@
             <w:pPr>
               <w:spacing w:after="20" w:before="0"/>
             </w:pPr>
-            <w:hyperlink w:history="1" r:id="rId_0dnhdi6ssyn7yhcgfugi">
+            <w:hyperlink w:history="1" r:id="rId98jilacii-obimjmtsaj3">
               <w:r>
                 <w:rPr>
                   <w:rFonts w:ascii="Arial" w:cs="Arial" w:eastAsia="Arial" w:hAnsi="Arial"/>
@@ -27514,7 +27514,7 @@
               <w:spacing w:after="10" w:before="0"/>
               <w:ind w:left="120"/>
             </w:pPr>
-            <w:hyperlink w:history="1" r:id="rIdwo5bc1eamonwtjzuea0wj">
+            <w:hyperlink w:history="1" r:id="rId1zoaqv-8y1jnlj_dwf-dv">
               <w:r>
                 <w:rPr>
                   <w:rFonts w:ascii="Arial" w:cs="Arial" w:eastAsia="Arial" w:hAnsi="Arial"/>
@@ -27559,7 +27559,7 @@
             <w:pPr>
               <w:spacing w:after="20" w:before="0"/>
             </w:pPr>
-            <w:hyperlink w:history="1" r:id="rId2av2lx3zduwb-xa0zfg0a">
+            <w:hyperlink w:history="1" r:id="rId5wgc5wnqwu1w9h88jqslc">
               <w:r>
                 <w:rPr>
                   <w:rFonts w:ascii="Arial" w:cs="Arial" w:eastAsia="Arial" w:hAnsi="Arial"/>
@@ -27608,7 +27608,7 @@
               <w:spacing w:after="10" w:before="0"/>
               <w:ind w:left="120"/>
             </w:pPr>
-            <w:hyperlink w:history="1" r:id="rIdueimk3s3yf8mnym5ulnxw">
+            <w:hyperlink w:history="1" r:id="rIdotrg1ovchdwsa5k3cf1yj">
               <w:r>
                 <w:rPr>
                   <w:rFonts w:ascii="Arial" w:cs="Arial" w:eastAsia="Arial" w:hAnsi="Arial"/>
@@ -27808,7 +27808,7 @@
             <w:pPr>
               <w:spacing w:after="20" w:before="0"/>
             </w:pPr>
-            <w:hyperlink w:history="1" r:id="rIdchdtk2bla2qtiyp0p8cku">
+            <w:hyperlink w:history="1" r:id="rIdkyev9_mdfvjv-7cszhjlw">
               <w:r>
                 <w:rPr>
                   <w:rFonts w:ascii="Arial" w:cs="Arial" w:eastAsia="Arial" w:hAnsi="Arial"/>
@@ -27857,7 +27857,7 @@
               <w:spacing w:after="10" w:before="0"/>
               <w:ind w:left="120"/>
             </w:pPr>
-            <w:hyperlink w:history="1" r:id="rIdavskrljh-nwg0ypciwzth">
+            <w:hyperlink w:history="1" r:id="rId34tuguliyjjqlfofcdzbr">
               <w:r>
                 <w:rPr>
                   <w:rFonts w:ascii="Arial" w:cs="Arial" w:eastAsia="Arial" w:hAnsi="Arial"/>
@@ -27902,7 +27902,7 @@
             <w:pPr>
               <w:spacing w:after="20" w:before="0"/>
             </w:pPr>
-            <w:hyperlink w:history="1" r:id="rIdcuxh8nzxthb5pqfi5wucg">
+            <w:hyperlink w:history="1" r:id="rIdoxq3a1xz13xybd7mjd0mf">
               <w:r>
                 <w:rPr>
                   <w:rFonts w:ascii="Arial" w:cs="Arial" w:eastAsia="Arial" w:hAnsi="Arial"/>
@@ -27951,7 +27951,7 @@
               <w:spacing w:after="10" w:before="0"/>
               <w:ind w:left="120"/>
             </w:pPr>
-            <w:hyperlink w:history="1" r:id="rIdcvlwh5pgbtpvcilcrautv">
+            <w:hyperlink w:history="1" r:id="rId4ih6m2fs2cvg5fistmc3g">
               <w:r>
                 <w:rPr>
                   <w:rFonts w:ascii="Arial" w:cs="Arial" w:eastAsia="Arial" w:hAnsi="Arial"/>
@@ -28151,7 +28151,7 @@
             <w:pPr>
               <w:spacing w:after="20" w:before="0"/>
             </w:pPr>
-            <w:hyperlink w:history="1" r:id="rIdoclyjeksgkwnbcsy9k1zq">
+            <w:hyperlink w:history="1" r:id="rId72gnlyclgdgziixfxxwpk">
               <w:r>
                 <w:rPr>
                   <w:rFonts w:ascii="Arial" w:cs="Arial" w:eastAsia="Arial" w:hAnsi="Arial"/>
@@ -28200,7 +28200,7 @@
               <w:spacing w:after="10" w:before="0"/>
               <w:ind w:left="120"/>
             </w:pPr>
-            <w:hyperlink w:history="1" r:id="rId8ojyo3etbxfwn3jmq8kwe">
+            <w:hyperlink w:history="1" r:id="rId9pe9qxxrbinn3yyvbw3pd">
               <w:r>
                 <w:rPr>
                   <w:rFonts w:ascii="Arial" w:cs="Arial" w:eastAsia="Arial" w:hAnsi="Arial"/>
@@ -28245,7 +28245,7 @@
             <w:pPr>
               <w:spacing w:after="20" w:before="0"/>
             </w:pPr>
-            <w:hyperlink w:history="1" r:id="rId3ica5wfmp11fxxir9jspv">
+            <w:hyperlink w:history="1" r:id="rIduoopktr7tulxo2a1yn7gz">
               <w:r>
                 <w:rPr>
                   <w:rFonts w:ascii="Arial" w:cs="Arial" w:eastAsia="Arial" w:hAnsi="Arial"/>
@@ -28294,7 +28294,7 @@
               <w:spacing w:after="10" w:before="0"/>
               <w:ind w:left="120"/>
             </w:pPr>
-            <w:hyperlink w:history="1" r:id="rIdm2l1ark0gjqrkzfpoz7ar">
+            <w:hyperlink w:history="1" r:id="rIdyvh9kncwe5lcygqae43nf">
               <w:r>
                 <w:rPr>
                   <w:rFonts w:ascii="Arial" w:cs="Arial" w:eastAsia="Arial" w:hAnsi="Arial"/>
@@ -28494,7 +28494,7 @@
             <w:pPr>
               <w:spacing w:after="20" w:before="0"/>
             </w:pPr>
-            <w:hyperlink w:history="1" r:id="rIdri3ixg1venctkl1yi4csm">
+            <w:hyperlink w:history="1" r:id="rIdxtnbk2rdeybz1fyngkhyx">
               <w:r>
                 <w:rPr>
                   <w:rFonts w:ascii="Arial" w:cs="Arial" w:eastAsia="Arial" w:hAnsi="Arial"/>
@@ -28543,7 +28543,7 @@
               <w:spacing w:after="10" w:before="0"/>
               <w:ind w:left="120"/>
             </w:pPr>
-            <w:hyperlink w:history="1" r:id="rIdmltq8_qwckm2sl4h2wat3">
+            <w:hyperlink w:history="1" r:id="rIdgjru1al_ptstjv2xlcvnb">
               <w:r>
                 <w:rPr>
                   <w:rFonts w:ascii="Arial" w:cs="Arial" w:eastAsia="Arial" w:hAnsi="Arial"/>
@@ -28588,7 +28588,7 @@
             <w:pPr>
               <w:spacing w:after="20" w:before="0"/>
             </w:pPr>
-            <w:hyperlink w:history="1" r:id="rIde--ouix_psnkzx9rl8w-8">
+            <w:hyperlink w:history="1" r:id="rIdgyhf7ovkh2zdi4ppegxod">
               <w:r>
                 <w:rPr>
                   <w:rFonts w:ascii="Arial" w:cs="Arial" w:eastAsia="Arial" w:hAnsi="Arial"/>
@@ -28637,7 +28637,7 @@
               <w:spacing w:after="10" w:before="0"/>
               <w:ind w:left="120"/>
             </w:pPr>
-            <w:hyperlink w:history="1" r:id="rIdmu8wltx4qnpj4e1r8sd0l">
+            <w:hyperlink w:history="1" r:id="rIdx7ywuvw8-ttaclt186iv9">
               <w:r>
                 <w:rPr>
                   <w:rFonts w:ascii="Arial" w:cs="Arial" w:eastAsia="Arial" w:hAnsi="Arial"/>
@@ -29162,7 +29162,7 @@
         </w:rPr>
         <w:t xml:space="preserve">© 2026 SeaVuria and ARES. Aligned with KICD objectives. Developed by SeaVuria; technical implementation by ARES (with AI assistance from Claude). Licensed under </w:t>
       </w:r>
-      <w:hyperlink w:history="1" r:id="rIdtf6mejjlvgfbkrbqyowa3">
+      <w:hyperlink w:history="1" r:id="rIdqlecss8kj1m_dtygisup5">
         <w:r>
           <w:rPr>
             <w:rFonts w:ascii="Arial" w:cs="Arial" w:eastAsia="Arial" w:hAnsi="Arial"/>
@@ -29183,7 +29183,7 @@
         </w:rPr>
         <w:t xml:space="preserve"> (</w:t>
       </w:r>
-      <w:hyperlink w:history="1" r:id="rIdv2brbyw6q0hccgdzi1gxv">
+      <w:hyperlink w:history="1" r:id="rIdrovrntzpljtezl5i9e3ec">
         <w:r>
           <w:rPr>
             <w:rFonts w:ascii="Arial" w:cs="Arial" w:eastAsia="Arial" w:hAnsi="Arial"/>
@@ -30240,7 +30240,7 @@
               <w:spacing w:after="10" w:before="0"/>
               <w:ind w:left="120"/>
             </w:pPr>
-            <w:hyperlink w:history="1" r:id="rIdq2fkoahnofmcb3h5v2r4i">
+            <w:hyperlink w:history="1" r:id="rId4mkg0cixcejgxztsbxslx">
               <w:r>
                 <w:rPr>
                   <w:rFonts w:ascii="Arial" w:cs="Arial" w:eastAsia="Arial" w:hAnsi="Arial"/>
@@ -30300,7 +30300,7 @@
             <w:pPr>
               <w:spacing w:after="20" w:before="0"/>
             </w:pPr>
-            <w:hyperlink w:history="1" r:id="rIdzabz_tscf1cfvr5uoboky">
+            <w:hyperlink w:history="1" r:id="rIdyep3z3o4uw4zggqguxqq0">
               <w:r>
                 <w:rPr>
                   <w:rFonts w:ascii="Arial" w:cs="Arial" w:eastAsia="Arial" w:hAnsi="Arial"/>
@@ -30349,7 +30349,7 @@
               <w:spacing w:after="10" w:before="0"/>
               <w:ind w:left="120"/>
             </w:pPr>
-            <w:hyperlink w:history="1" r:id="rId3k2ia0nwhkr4dsxjozyvt">
+            <w:hyperlink w:history="1" r:id="rIdd65y2esm2i59dwkbsxc9i">
               <w:r>
                 <w:rPr>
                   <w:rFonts w:ascii="Arial" w:cs="Arial" w:eastAsia="Arial" w:hAnsi="Arial"/>
@@ -30566,7 +30566,7 @@
               <w:spacing w:after="10" w:before="0"/>
               <w:ind w:left="120"/>
             </w:pPr>
-            <w:hyperlink w:history="1" r:id="rIddxfrno0my7u7sdcylv4wj">
+            <w:hyperlink w:history="1" r:id="rIdplgzhlxtnfpm5t22e843w">
               <w:r>
                 <w:rPr>
                   <w:rFonts w:ascii="Arial" w:cs="Arial" w:eastAsia="Arial" w:hAnsi="Arial"/>
@@ -30626,7 +30626,7 @@
             <w:pPr>
               <w:spacing w:after="20" w:before="0"/>
             </w:pPr>
-            <w:hyperlink w:history="1" r:id="rIdeznj_j9ldjc-urqz8-doc">
+            <w:hyperlink w:history="1" r:id="rIdnatyuyrycubwdzwbgw5wq">
               <w:r>
                 <w:rPr>
                   <w:rFonts w:ascii="Arial" w:cs="Arial" w:eastAsia="Arial" w:hAnsi="Arial"/>
@@ -30675,7 +30675,7 @@
               <w:spacing w:after="10" w:before="0"/>
               <w:ind w:left="120"/>
             </w:pPr>
-            <w:hyperlink w:history="1" r:id="rId6p8qy0hnkaxxt3l1qjomy">
+            <w:hyperlink w:history="1" r:id="rId5kebst3lty-nhxo-peilv">
               <w:r>
                 <w:rPr>
                   <w:rFonts w:ascii="Arial" w:cs="Arial" w:eastAsia="Arial" w:hAnsi="Arial"/>
@@ -30892,7 +30892,7 @@
               <w:spacing w:after="10" w:before="0"/>
               <w:ind w:left="120"/>
             </w:pPr>
-            <w:hyperlink w:history="1" r:id="rIds_ynfek7h-okoium2nscl">
+            <w:hyperlink w:history="1" r:id="rIdn5oqnv8xk--jiwf8idfrw">
               <w:r>
                 <w:rPr>
                   <w:rFonts w:ascii="Arial" w:cs="Arial" w:eastAsia="Arial" w:hAnsi="Arial"/>
@@ -30952,7 +30952,7 @@
             <w:pPr>
               <w:spacing w:after="20" w:before="0"/>
             </w:pPr>
-            <w:hyperlink w:history="1" r:id="rIdbtr0lnhe7_sney2vcm4nw">
+            <w:hyperlink w:history="1" r:id="rIdg1fvaq3_tzv6-hkwc9udm">
               <w:r>
                 <w:rPr>
                   <w:rFonts w:ascii="Arial" w:cs="Arial" w:eastAsia="Arial" w:hAnsi="Arial"/>
@@ -31001,7 +31001,7 @@
               <w:spacing w:after="10" w:before="0"/>
               <w:ind w:left="120"/>
             </w:pPr>
-            <w:hyperlink w:history="1" r:id="rIdfcm_h67jsmsjjsn6e7iyj">
+            <w:hyperlink w:history="1" r:id="rIdpgkxqgwaz2tipv6jzteh6">
               <w:r>
                 <w:rPr>
                   <w:rFonts w:ascii="Arial" w:cs="Arial" w:eastAsia="Arial" w:hAnsi="Arial"/>
@@ -31218,7 +31218,7 @@
               <w:spacing w:after="10" w:before="0"/>
               <w:ind w:left="120"/>
             </w:pPr>
-            <w:hyperlink w:history="1" r:id="rIduy4szfauvfgb6_77ror0o">
+            <w:hyperlink w:history="1" r:id="rIderb8tvaqu-pfrook53ho-">
               <w:r>
                 <w:rPr>
                   <w:rFonts w:ascii="Arial" w:cs="Arial" w:eastAsia="Arial" w:hAnsi="Arial"/>
@@ -31278,7 +31278,7 @@
             <w:pPr>
               <w:spacing w:after="20" w:before="0"/>
             </w:pPr>
-            <w:hyperlink w:history="1" r:id="rIdi-fo3sdipm8zotajyxx0x">
+            <w:hyperlink w:history="1" r:id="rIdc7fgmohcjlpupnzkzowe_">
               <w:r>
                 <w:rPr>
                   <w:rFonts w:ascii="Arial" w:cs="Arial" w:eastAsia="Arial" w:hAnsi="Arial"/>
@@ -31327,7 +31327,7 @@
               <w:spacing w:after="10" w:before="0"/>
               <w:ind w:left="120"/>
             </w:pPr>
-            <w:hyperlink w:history="1" r:id="rIdbn5omd3ab2dewjv0hay5a">
+            <w:hyperlink w:history="1" r:id="rIdfxymhf9oc-ocseeiyrm0m">
               <w:r>
                 <w:rPr>
                   <w:rFonts w:ascii="Arial" w:cs="Arial" w:eastAsia="Arial" w:hAnsi="Arial"/>
@@ -31544,7 +31544,7 @@
               <w:spacing w:after="10" w:before="0"/>
               <w:ind w:left="120"/>
             </w:pPr>
-            <w:hyperlink w:history="1" r:id="rId4ffwwg3k3nf-kvsg-ecfm">
+            <w:hyperlink w:history="1" r:id="rIdun2cnuks0dos_embudrbv">
               <w:r>
                 <w:rPr>
                   <w:rFonts w:ascii="Arial" w:cs="Arial" w:eastAsia="Arial" w:hAnsi="Arial"/>
@@ -31604,7 +31604,7 @@
             <w:pPr>
               <w:spacing w:after="20" w:before="0"/>
             </w:pPr>
-            <w:hyperlink w:history="1" r:id="rIdbc0gfj0unbvuwhvifp6fh">
+            <w:hyperlink w:history="1" r:id="rIdlj09eviro9sit8j74k0ea">
               <w:r>
                 <w:rPr>
                   <w:rFonts w:ascii="Arial" w:cs="Arial" w:eastAsia="Arial" w:hAnsi="Arial"/>
@@ -31653,7 +31653,7 @@
               <w:spacing w:after="10" w:before="0"/>
               <w:ind w:left="120"/>
             </w:pPr>
-            <w:hyperlink w:history="1" r:id="rIdgc2hlwcllhrgiiwkbeoya">
+            <w:hyperlink w:history="1" r:id="rIdtxglfg7blbe6gfewzjkpu">
               <w:r>
                 <w:rPr>
                   <w:rFonts w:ascii="Arial" w:cs="Arial" w:eastAsia="Arial" w:hAnsi="Arial"/>
@@ -32178,7 +32178,7 @@
         </w:rPr>
         <w:t xml:space="preserve">© 2026 SeaVuria and ARES. Aligned with KICD objectives. Developed by SeaVuria; technical implementation by ARES (with AI assistance from Claude). Licensed under </w:t>
       </w:r>
-      <w:hyperlink w:history="1" r:id="rIdm0nth4q2xknbcosurpyis">
+      <w:hyperlink w:history="1" r:id="rIdh_rfxjomrpfkgjf59z3q2">
         <w:r>
           <w:rPr>
             <w:rFonts w:ascii="Arial" w:cs="Arial" w:eastAsia="Arial" w:hAnsi="Arial"/>
@@ -32199,7 +32199,7 @@
         </w:rPr>
         <w:t xml:space="preserve"> (</w:t>
       </w:r>
-      <w:hyperlink w:history="1" r:id="rIddrf6bxojchjcjfdhl_fr9">
+      <w:hyperlink w:history="1" r:id="rIdfpkfla9amdpkt2_qvnhp-">
         <w:r>
           <w:rPr>
             <w:rFonts w:ascii="Arial" w:cs="Arial" w:eastAsia="Arial" w:hAnsi="Arial"/>
